--- a/RAC/12장/12장_실습문제_추가서술형.docx
+++ b/RAC/12장/12장_실습문제_추가서술형.docx
@@ -150,7 +150,35 @@
           <w:rFonts w:ascii="맑은 고딕" w:hAnsi="맑은 고딕" w:eastAsia="맑은 고딕"/>
           <w:sz w:val="21"/>
         </w:rPr>
-        <w:t>[추가-05] RAC SPFILE 의 `*.` 표기와 `racdb1.` 표기의 차이를 설명하고, 이 랩의 항목 수 기준선을 근거로 SPFILE 이 깨끗한지 확인하는 방법을 쓰라.</w:t>
+        <w:t xml:space="preserve">[추가-05] RAC SPFILE 의 </w:t>
+      </w:r>
+      <w:r>
+        <w:rPr>
+          <w:rFonts w:ascii="Consolas" w:hAnsi="Consolas" w:eastAsia="Consolas" w:cs="Consolas"/>
+          <w:sz w:val="20"/>
+        </w:rPr>
+        <w:t xml:space="preserve">*.</w:t>
+      </w:r>
+      <w:r>
+        <w:rPr>
+          <w:rFonts w:ascii="맑은 고딕" w:hAnsi="맑은 고딕" w:eastAsia="맑은 고딕"/>
+          <w:sz w:val="21"/>
+        </w:rPr>
+        <w:t xml:space="preserve"> 표기와 </w:t>
+      </w:r>
+      <w:r>
+        <w:rPr>
+          <w:rFonts w:ascii="Consolas" w:hAnsi="Consolas" w:eastAsia="Consolas" w:cs="Consolas"/>
+          <w:sz w:val="20"/>
+        </w:rPr>
+        <w:t xml:space="preserve">racdb1.</w:t>
+      </w:r>
+      <w:r>
+        <w:rPr>
+          <w:rFonts w:ascii="맑은 고딕" w:hAnsi="맑은 고딕" w:eastAsia="맑은 고딕"/>
+          <w:sz w:val="21"/>
+        </w:rPr>
+        <w:t xml:space="preserve"> 표기의 차이를 설명하고, 이 랩의 항목 수 기준선을 근거로 SPFILE 이 깨끗한지 확인하는 방법을 쓰라.</w:t>
       </w:r>
     </w:p>
     <w:p>
